--- a/docs/02_Diccionario_Datos.docx
+++ b/docs/02_Diccionario_Datos.docx
@@ -63,7 +63,7 @@
           <w:color w:val="808080"/>
           <w:sz w:val="22"/>
         </w:rPr>
-        <w:t>Versión 1.0.0 · 2026-04-29</w:t>
+        <w:t>Versión 1.2.0 · 2026-04-30</w:t>
       </w:r>
     </w:p>
     <w:p>
@@ -5213,7 +5213,7 @@
         <w:color w:val="808080"/>
         <w:sz w:val="16"/>
       </w:rPr>
-      <w:t>Dashboard Comercial Susazón V3.0 · Diccionario de Datos · 1.0.0</w:t>
+      <w:t>Dashboard Comercial Susazón V3.0 · Diccionario de Datos · 1.2.0</w:t>
     </w:r>
   </w:p>
 </w:ftr>

--- a/docs/02_Diccionario_Datos.docx
+++ b/docs/02_Diccionario_Datos.docx
@@ -63,7 +63,7 @@
           <w:color w:val="808080"/>
           <w:sz w:val="22"/>
         </w:rPr>
-        <w:t>Versión 1.2.0 · 2026-04-30</w:t>
+        <w:t>Versión 1.3.0 · 2026-05-01</w:t>
       </w:r>
     </w:p>
     <w:p>
@@ -5213,7 +5213,7 @@
         <w:color w:val="808080"/>
         <w:sz w:val="16"/>
       </w:rPr>
-      <w:t>Dashboard Comercial Susazón V3.0 · Diccionario de Datos · 1.2.0</w:t>
+      <w:t>Dashboard Comercial Susazón V3.0 · Diccionario de Datos · 1.3.0</w:t>
     </w:r>
   </w:p>
 </w:ftr>

--- a/docs/02_Diccionario_Datos.docx
+++ b/docs/02_Diccionario_Datos.docx
@@ -18,7 +18,7 @@
           <w:color w:val="ED6808"/>
           <w:sz w:val="36"/>
         </w:rPr>
-        <w:t>Dashboard Comercial Susazón V3.0</w:t>
+        <w:t>Dashboard Comercial Susazón V3.0 — InCom</w:t>
       </w:r>
     </w:p>
     <w:p>
@@ -63,7 +63,7 @@
           <w:color w:val="808080"/>
           <w:sz w:val="22"/>
         </w:rPr>
-        <w:t>Versión 1.3.0 · 2026-05-01</w:t>
+        <w:t>Versión 3.3.0 · 2026-05-10</w:t>
       </w:r>
     </w:p>
     <w:p>
@@ -5190,6 +5190,297 @@
         </w:tc>
       </w:tr>
     </w:tbl>
+    <w:p>
+      <w:r>
+        <w:br w:type="page"/>
+      </w:r>
+    </w:p>
+    <w:p>
+      <w:pPr>
+        <w:pStyle w:val="Heading1"/>
+        <w:jc w:val="left"/>
+      </w:pPr>
+      <w:r>
+        <w:t>Apéndice — Sesión 2026-05-10</w:t>
+      </w:r>
+    </w:p>
+    <w:p>
+      <w:r>
+        <w:rPr>
+          <w:i/>
+          <w:color w:val="6B7280"/>
+        </w:rPr>
+        <w:t>Mejoras 1-7 · Branding InCom · Login premium</w:t>
+      </w:r>
+    </w:p>
+    <w:p/>
+    <w:p/>
+    <w:p>
+      <w:pPr>
+        <w:pStyle w:val="Heading2"/>
+      </w:pPr>
+      <w:r>
+        <w:t>Nuevas estructuras de datos (sesión 2026-05-10)</w:t>
+      </w:r>
+    </w:p>
+    <w:p/>
+    <w:p>
+      <w:pPr>
+        <w:pStyle w:val="Heading3"/>
+      </w:pPr>
+      <w:r>
+        <w:t>DimensionRow (extendido con campos al-día)</w:t>
+      </w:r>
+    </w:p>
+    <w:p>
+      <w:r>
+        <w:t>Cada fila ahora incluye 18 campos numéricos: cierre + al-día × venta/kg/margen × 3 años.</w:t>
+      </w:r>
+    </w:p>
+    <w:p>
+      <w:r>
+        <w:t>Permite comparativos día-vs-día equitativos en charts y tablas.</w:t>
+      </w:r>
+    </w:p>
+    <w:p/>
+    <w:p>
+      <w:pPr>
+        <w:pStyle w:val="Heading3"/>
+      </w:pPr>
+      <w:r>
+        <w:t>PerdidoRow (extendido con margen)</w:t>
+      </w:r>
+    </w:p>
+    <w:p>
+      <w:r>
+        <w:t>Ahora incluye mes_margen_* y ytd_margen_* (3 años × mes/ytd × al-día/cierre).</w:t>
+      </w:r>
+    </w:p>
+    <w:p>
+      <w:r>
+        <w:t>27 campos numéricos totales por cliente.</w:t>
+      </w:r>
+    </w:p>
+    <w:p/>
+    <w:p>
+      <w:pPr>
+        <w:pStyle w:val="Heading3"/>
+      </w:pPr>
+      <w:r>
+        <w:t>ClienteDelDia (nuevo)</w:t>
+      </w:r>
+    </w:p>
+    <w:p>
+      <w:r>
+        <w:t>Estructura del endpoint /api/dashboard/clientes-dia:</w:t>
+      </w:r>
+    </w:p>
+    <w:p>
+      <w:pPr>
+        <w:pStyle w:val="ListBullet"/>
+      </w:pPr>
+      <w:r>
+        <w:t>no_cliente: código ERP</w:t>
+      </w:r>
+    </w:p>
+    <w:p>
+      <w:pPr>
+        <w:pStyle w:val="ListBullet"/>
+      </w:pPr>
+      <w:r>
+        <w:t>cliente: razón social</w:t>
+      </w:r>
+    </w:p>
+    <w:p>
+      <w:pPr>
+        <w:pStyle w:val="ListBullet"/>
+      </w:pPr>
+      <w:r>
+        <w:t>vendedor: nombre asignado</w:t>
+      </w:r>
+    </w:p>
+    <w:p>
+      <w:pPr>
+        <w:pStyle w:val="ListBullet"/>
+      </w:pPr>
+      <w:r>
+        <w:t>venta, margen, kg, marginPct</w:t>
+      </w:r>
+    </w:p>
+    <w:p/>
+    <w:p>
+      <w:pPr>
+        <w:pStyle w:val="Heading3"/>
+      </w:pPr>
+      <w:r>
+        <w:t>Quote (descartado en revisión final)</w:t>
+      </w:r>
+    </w:p>
+    <w:p>
+      <w:r>
+        <w:t>Estructura propuesta en lib/login-quotes.ts para frases rotativas de pensadores.</w:t>
+      </w:r>
+    </w:p>
+    <w:p>
+      <w:r>
+        <w:t>Implementado y luego ELIMINADO por feedback del usuario (Mauricio prefirió logo sin frases).</w:t>
+      </w:r>
+    </w:p>
+    <w:p>
+      <w:r>
+        <w:t>Conservado en el git history (commit 3ade72e) por si se quiere retomar.</w:t>
+      </w:r>
+    </w:p>
+    <w:p/>
+    <w:p>
+      <w:pPr>
+        <w:pStyle w:val="Heading3"/>
+      </w:pPr>
+      <w:r>
+        <w:t>Set&lt;string&gt; (selectedTerritories vs aggregatedTerritories)</w:t>
+      </w:r>
+    </w:p>
+    <w:p>
+      <w:r>
+        <w:t>DashboardClient tiene 2 sets distintos:</w:t>
+      </w:r>
+    </w:p>
+    <w:p>
+      <w:pPr>
+        <w:pStyle w:val="ListBullet"/>
+      </w:pPr>
+      <w:r>
+        <w:t>selectedTerritory: string (uni-select, no persiste)</w:t>
+      </w:r>
+    </w:p>
+    <w:p>
+      <w:pPr>
+        <w:pStyle w:val="ListBullet"/>
+      </w:pPr>
+      <w:r>
+        <w:t>aggregatedTerritories: Set&lt;string&gt; (qué incluye "Todos", persiste en localStorage</w:t>
+      </w:r>
+    </w:p>
+    <w:p>
+      <w:pPr>
+        <w:ind w:left="567"/>
+      </w:pPr>
+      <w:r>
+        <w:t>con key "dashboard-aggregated-territories")</w:t>
+      </w:r>
+    </w:p>
+    <w:p/>
+    <w:p>
+      <w:pPr>
+        <w:pStyle w:val="Heading3"/>
+      </w:pPr>
+      <w:r>
+        <w:t>ExcelColumn, ExcelSummaryRow, ExcelExportOptions</w:t>
+      </w:r>
+    </w:p>
+    <w:p>
+      <w:r>
+        <w:t>Tipos del helper lib/export-excel.ts.</w:t>
+      </w:r>
+    </w:p>
+    <w:p>
+      <w:pPr>
+        <w:pStyle w:val="ListBullet"/>
+      </w:pPr>
+      <w:r>
+        <w:t>ExcelColumn: { header, key, width?, numFmt?, align? }</w:t>
+      </w:r>
+    </w:p>
+    <w:p>
+      <w:pPr>
+        <w:pStyle w:val="ListBullet"/>
+      </w:pPr>
+      <w:r>
+        <w:t>ExcelSummaryRow: { label, value, numFmt? }</w:t>
+      </w:r>
+    </w:p>
+    <w:p>
+      <w:pPr>
+        <w:pStyle w:val="ListBullet"/>
+      </w:pPr>
+      <w:r>
+        <w:t>ExcelExportOptions: { fileName, sheetName, title?, subtitle?, summary?, columns, rows, totalRow? }</w:t>
+      </w:r>
+    </w:p>
+    <w:p/>
+    <w:p>
+      <w:pPr>
+        <w:pStyle w:val="Heading3"/>
+      </w:pPr>
+      <w:r>
+        <w:t>Nuevos archivos de assets</w:t>
+      </w:r>
+    </w:p>
+    <w:p>
+      <w:pPr>
+        <w:pStyle w:val="ListBullet"/>
+      </w:pPr>
+      <w:r>
+        <w:t>public/incom-logo.png (1254×1254 con fondo papel — source)</w:t>
+      </w:r>
+    </w:p>
+    <w:p>
+      <w:pPr>
+        <w:pStyle w:val="ListBullet"/>
+      </w:pPr>
+      <w:r>
+        <w:t>public/incom-mark.png (256×256 transparente)</w:t>
+      </w:r>
+    </w:p>
+    <w:p>
+      <w:pPr>
+        <w:pStyle w:val="ListBullet"/>
+      </w:pPr>
+      <w:r>
+        <w:t>public/incom-mark@2x.png (512×512 retina)</w:t>
+      </w:r>
+    </w:p>
+    <w:p>
+      <w:pPr>
+        <w:pStyle w:val="ListBullet"/>
+      </w:pPr>
+      <w:r>
+        <w:t>public/incom-mark@4x.png (1024×1024 hero login)</w:t>
+      </w:r>
+    </w:p>
+    <w:p>
+      <w:pPr>
+        <w:pStyle w:val="ListBullet"/>
+      </w:pPr>
+      <w:r>
+        <w:t>app/icon.png (48×48 favicon)</w:t>
+      </w:r>
+    </w:p>
+    <w:p>
+      <w:pPr>
+        <w:pStyle w:val="ListBullet"/>
+      </w:pPr>
+      <w:r>
+        <w:t>app/apple-icon.png (180×180)</w:t>
+      </w:r>
+    </w:p>
+    <w:p>
+      <w:pPr>
+        <w:pStyle w:val="ListBullet"/>
+      </w:pPr>
+      <w:r>
+        <w:t>app/opengraph-image.png (1200×630)</w:t>
+      </w:r>
+    </w:p>
+    <w:p>
+      <w:pPr>
+        <w:pStyle w:val="ListBullet"/>
+      </w:pPr>
+      <w:r>
+        <w:t>app/twitter-image.png (copia del OG)</w:t>
+      </w:r>
+    </w:p>
+    <w:p/>
     <w:sectPr>
       <w:footerReference w:type="default" r:id="rId9"/>
       <w:pgSz w:w="12240" w:h="15840"/>
@@ -5213,7 +5504,7 @@
         <w:color w:val="808080"/>
         <w:sz w:val="16"/>
       </w:rPr>
-      <w:t>Dashboard Comercial Susazón V3.0 · Diccionario de Datos · 1.3.0</w:t>
+      <w:t>Dashboard Comercial Susazón V3.0 — InCom · Diccionario de Datos · 3.3.0</w:t>
     </w:r>
   </w:p>
 </w:ftr>

--- a/docs/02_Diccionario_Datos.docx
+++ b/docs/02_Diccionario_Datos.docx
@@ -18,7 +18,7 @@
           <w:color w:val="ED6808"/>
           <w:sz w:val="36"/>
         </w:rPr>
-        <w:t>Dashboard Comercial Susazón V3.0 — InCom</w:t>
+        <w:t>Dashboard Comercial Susazón V4.0 — InCom</w:t>
       </w:r>
     </w:p>
     <w:p>
@@ -63,7 +63,7 @@
           <w:color w:val="808080"/>
           <w:sz w:val="22"/>
         </w:rPr>
-        <w:t>Versión 3.3.0 · 2026-05-10</w:t>
+        <w:t>Versión 4.0.0 · 2026-06-07</w:t>
       </w:r>
     </w:p>
     <w:p>
@@ -83,6 +83,22 @@
     <w:p>
       <w:r>
         <w:br w:type="page"/>
+      </w:r>
+    </w:p>
+    <w:p>
+      <w:pPr>
+        <w:pStyle w:val="Heading2"/>
+      </w:pPr>
+      <w:r>
+        <w:t>Estado de este documento (V4.0)</w:t>
+      </w:r>
+    </w:p>
+    <w:p>
+      <w:r>
+        <w:rPr>
+          <w:sz w:val="22"/>
+        </w:rPr>
+        <w:t>El núcleo describe los schemas base. En V4.0 se agregaron 4 funciones SQL de Insights (migraciones 021-024: insights_concentracion con dimensión territorios, insights_precio_items, insights_cuadrante, insights_estacionalidad) y 5 endpoints (precio-dispersion, cuadrante, estacionalidad, tracking-variedad, tracking-clientes-activos). Ver detalle en el ChangeLog (doc 03) e INSTRUCTIVO_AGENTE.xml. REGLA CLAVE: un cliente se identifica por NOMBRE, no por no_cliente (cada ERP Sus/Suve numera aparte).</w:t>
       </w:r>
     </w:p>
     <w:p>
@@ -5190,297 +5206,6 @@
         </w:tc>
       </w:tr>
     </w:tbl>
-    <w:p>
-      <w:r>
-        <w:br w:type="page"/>
-      </w:r>
-    </w:p>
-    <w:p>
-      <w:pPr>
-        <w:pStyle w:val="Heading1"/>
-        <w:jc w:val="left"/>
-      </w:pPr>
-      <w:r>
-        <w:t>Apéndice — Sesión 2026-05-10</w:t>
-      </w:r>
-    </w:p>
-    <w:p>
-      <w:r>
-        <w:rPr>
-          <w:i/>
-          <w:color w:val="6B7280"/>
-        </w:rPr>
-        <w:t>Mejoras 1-7 · Branding InCom · Login premium</w:t>
-      </w:r>
-    </w:p>
-    <w:p/>
-    <w:p/>
-    <w:p>
-      <w:pPr>
-        <w:pStyle w:val="Heading2"/>
-      </w:pPr>
-      <w:r>
-        <w:t>Nuevas estructuras de datos (sesión 2026-05-10)</w:t>
-      </w:r>
-    </w:p>
-    <w:p/>
-    <w:p>
-      <w:pPr>
-        <w:pStyle w:val="Heading3"/>
-      </w:pPr>
-      <w:r>
-        <w:t>DimensionRow (extendido con campos al-día)</w:t>
-      </w:r>
-    </w:p>
-    <w:p>
-      <w:r>
-        <w:t>Cada fila ahora incluye 18 campos numéricos: cierre + al-día × venta/kg/margen × 3 años.</w:t>
-      </w:r>
-    </w:p>
-    <w:p>
-      <w:r>
-        <w:t>Permite comparativos día-vs-día equitativos en charts y tablas.</w:t>
-      </w:r>
-    </w:p>
-    <w:p/>
-    <w:p>
-      <w:pPr>
-        <w:pStyle w:val="Heading3"/>
-      </w:pPr>
-      <w:r>
-        <w:t>PerdidoRow (extendido con margen)</w:t>
-      </w:r>
-    </w:p>
-    <w:p>
-      <w:r>
-        <w:t>Ahora incluye mes_margen_* y ytd_margen_* (3 años × mes/ytd × al-día/cierre).</w:t>
-      </w:r>
-    </w:p>
-    <w:p>
-      <w:r>
-        <w:t>27 campos numéricos totales por cliente.</w:t>
-      </w:r>
-    </w:p>
-    <w:p/>
-    <w:p>
-      <w:pPr>
-        <w:pStyle w:val="Heading3"/>
-      </w:pPr>
-      <w:r>
-        <w:t>ClienteDelDia (nuevo)</w:t>
-      </w:r>
-    </w:p>
-    <w:p>
-      <w:r>
-        <w:t>Estructura del endpoint /api/dashboard/clientes-dia:</w:t>
-      </w:r>
-    </w:p>
-    <w:p>
-      <w:pPr>
-        <w:pStyle w:val="ListBullet"/>
-      </w:pPr>
-      <w:r>
-        <w:t>no_cliente: código ERP</w:t>
-      </w:r>
-    </w:p>
-    <w:p>
-      <w:pPr>
-        <w:pStyle w:val="ListBullet"/>
-      </w:pPr>
-      <w:r>
-        <w:t>cliente: razón social</w:t>
-      </w:r>
-    </w:p>
-    <w:p>
-      <w:pPr>
-        <w:pStyle w:val="ListBullet"/>
-      </w:pPr>
-      <w:r>
-        <w:t>vendedor: nombre asignado</w:t>
-      </w:r>
-    </w:p>
-    <w:p>
-      <w:pPr>
-        <w:pStyle w:val="ListBullet"/>
-      </w:pPr>
-      <w:r>
-        <w:t>venta, margen, kg, marginPct</w:t>
-      </w:r>
-    </w:p>
-    <w:p/>
-    <w:p>
-      <w:pPr>
-        <w:pStyle w:val="Heading3"/>
-      </w:pPr>
-      <w:r>
-        <w:t>Quote (descartado en revisión final)</w:t>
-      </w:r>
-    </w:p>
-    <w:p>
-      <w:r>
-        <w:t>Estructura propuesta en lib/login-quotes.ts para frases rotativas de pensadores.</w:t>
-      </w:r>
-    </w:p>
-    <w:p>
-      <w:r>
-        <w:t>Implementado y luego ELIMINADO por feedback del usuario (Mauricio prefirió logo sin frases).</w:t>
-      </w:r>
-    </w:p>
-    <w:p>
-      <w:r>
-        <w:t>Conservado en el git history (commit 3ade72e) por si se quiere retomar.</w:t>
-      </w:r>
-    </w:p>
-    <w:p/>
-    <w:p>
-      <w:pPr>
-        <w:pStyle w:val="Heading3"/>
-      </w:pPr>
-      <w:r>
-        <w:t>Set&lt;string&gt; (selectedTerritories vs aggregatedTerritories)</w:t>
-      </w:r>
-    </w:p>
-    <w:p>
-      <w:r>
-        <w:t>DashboardClient tiene 2 sets distintos:</w:t>
-      </w:r>
-    </w:p>
-    <w:p>
-      <w:pPr>
-        <w:pStyle w:val="ListBullet"/>
-      </w:pPr>
-      <w:r>
-        <w:t>selectedTerritory: string (uni-select, no persiste)</w:t>
-      </w:r>
-    </w:p>
-    <w:p>
-      <w:pPr>
-        <w:pStyle w:val="ListBullet"/>
-      </w:pPr>
-      <w:r>
-        <w:t>aggregatedTerritories: Set&lt;string&gt; (qué incluye "Todos", persiste en localStorage</w:t>
-      </w:r>
-    </w:p>
-    <w:p>
-      <w:pPr>
-        <w:ind w:left="567"/>
-      </w:pPr>
-      <w:r>
-        <w:t>con key "dashboard-aggregated-territories")</w:t>
-      </w:r>
-    </w:p>
-    <w:p/>
-    <w:p>
-      <w:pPr>
-        <w:pStyle w:val="Heading3"/>
-      </w:pPr>
-      <w:r>
-        <w:t>ExcelColumn, ExcelSummaryRow, ExcelExportOptions</w:t>
-      </w:r>
-    </w:p>
-    <w:p>
-      <w:r>
-        <w:t>Tipos del helper lib/export-excel.ts.</w:t>
-      </w:r>
-    </w:p>
-    <w:p>
-      <w:pPr>
-        <w:pStyle w:val="ListBullet"/>
-      </w:pPr>
-      <w:r>
-        <w:t>ExcelColumn: { header, key, width?, numFmt?, align? }</w:t>
-      </w:r>
-    </w:p>
-    <w:p>
-      <w:pPr>
-        <w:pStyle w:val="ListBullet"/>
-      </w:pPr>
-      <w:r>
-        <w:t>ExcelSummaryRow: { label, value, numFmt? }</w:t>
-      </w:r>
-    </w:p>
-    <w:p>
-      <w:pPr>
-        <w:pStyle w:val="ListBullet"/>
-      </w:pPr>
-      <w:r>
-        <w:t>ExcelExportOptions: { fileName, sheetName, title?, subtitle?, summary?, columns, rows, totalRow? }</w:t>
-      </w:r>
-    </w:p>
-    <w:p/>
-    <w:p>
-      <w:pPr>
-        <w:pStyle w:val="Heading3"/>
-      </w:pPr>
-      <w:r>
-        <w:t>Nuevos archivos de assets</w:t>
-      </w:r>
-    </w:p>
-    <w:p>
-      <w:pPr>
-        <w:pStyle w:val="ListBullet"/>
-      </w:pPr>
-      <w:r>
-        <w:t>public/incom-logo.png (1254×1254 con fondo papel — source)</w:t>
-      </w:r>
-    </w:p>
-    <w:p>
-      <w:pPr>
-        <w:pStyle w:val="ListBullet"/>
-      </w:pPr>
-      <w:r>
-        <w:t>public/incom-mark.png (256×256 transparente)</w:t>
-      </w:r>
-    </w:p>
-    <w:p>
-      <w:pPr>
-        <w:pStyle w:val="ListBullet"/>
-      </w:pPr>
-      <w:r>
-        <w:t>public/incom-mark@2x.png (512×512 retina)</w:t>
-      </w:r>
-    </w:p>
-    <w:p>
-      <w:pPr>
-        <w:pStyle w:val="ListBullet"/>
-      </w:pPr>
-      <w:r>
-        <w:t>public/incom-mark@4x.png (1024×1024 hero login)</w:t>
-      </w:r>
-    </w:p>
-    <w:p>
-      <w:pPr>
-        <w:pStyle w:val="ListBullet"/>
-      </w:pPr>
-      <w:r>
-        <w:t>app/icon.png (48×48 favicon)</w:t>
-      </w:r>
-    </w:p>
-    <w:p>
-      <w:pPr>
-        <w:pStyle w:val="ListBullet"/>
-      </w:pPr>
-      <w:r>
-        <w:t>app/apple-icon.png (180×180)</w:t>
-      </w:r>
-    </w:p>
-    <w:p>
-      <w:pPr>
-        <w:pStyle w:val="ListBullet"/>
-      </w:pPr>
-      <w:r>
-        <w:t>app/opengraph-image.png (1200×630)</w:t>
-      </w:r>
-    </w:p>
-    <w:p>
-      <w:pPr>
-        <w:pStyle w:val="ListBullet"/>
-      </w:pPr>
-      <w:r>
-        <w:t>app/twitter-image.png (copia del OG)</w:t>
-      </w:r>
-    </w:p>
-    <w:p/>
     <w:sectPr>
       <w:footerReference w:type="default" r:id="rId9"/>
       <w:pgSz w:w="12240" w:h="15840"/>
@@ -5504,7 +5229,7 @@
         <w:color w:val="808080"/>
         <w:sz w:val="16"/>
       </w:rPr>
-      <w:t>Dashboard Comercial Susazón V3.0 — InCom · Diccionario de Datos · 3.3.0</w:t>
+      <w:t>Dashboard Comercial Susazón V4.0 — InCom · Diccionario de Datos · 4.0.0</w:t>
     </w:r>
   </w:p>
 </w:ftr>

--- a/docs/02_Diccionario_Datos.docx
+++ b/docs/02_Diccionario_Datos.docx
@@ -18,7 +18,7 @@
           <w:color w:val="ED6808"/>
           <w:sz w:val="36"/>
         </w:rPr>
-        <w:t>Dashboard Comercial Susazón V4.0 — InCom</w:t>
+        <w:t>Dashboard Comercial Susazón V4.1 — InCom</w:t>
       </w:r>
     </w:p>
     <w:p>
@@ -63,7 +63,7 @@
           <w:color w:val="808080"/>
           <w:sz w:val="22"/>
         </w:rPr>
-        <w:t>Versión 4.0.0 · 2026-06-07</w:t>
+        <w:t>Versión 4.1.0 · 2026-07-05</w:t>
       </w:r>
     </w:p>
     <w:p>
@@ -90,7 +90,7 @@
         <w:pStyle w:val="Heading2"/>
       </w:pPr>
       <w:r>
-        <w:t>Estado de este documento (V4.0)</w:t>
+        <w:t>Estado de este documento (V4.1)</w:t>
       </w:r>
     </w:p>
     <w:p>
@@ -98,7 +98,7 @@
         <w:rPr>
           <w:sz w:val="22"/>
         </w:rPr>
-        <w:t>El núcleo describe los schemas base. En V4.0 se agregaron 4 funciones SQL de Insights (migraciones 021-024: insights_concentracion con dimensión territorios, insights_precio_items, insights_cuadrante, insights_estacionalidad) y 5 endpoints (precio-dispersion, cuadrante, estacionalidad, tracking-variedad, tracking-clientes-activos). Ver detalle en el ChangeLog (doc 03) e INSTRUCTIVO_AGENTE.xml. REGLA CLAVE: un cliente se identifica por NOMBRE, no por no_cliente (cada ERP Sus/Suve numera aparte).</w:t>
+        <w:t>El núcleo describe los schemas base. En V4.0-4.1 se agregaron: las funciones de Insights (migr 021-024) + insights_penetracion/_detalle (028); el módulo Agrupadores (migr 029-037): tablas agrupadores, agrupador_members, users_permissions.allowed_agrupadores + agrupadores.meta_mensual, y ~15 funciones agrupador_* (member_arrays gateado SECURITY DEFINER, monthly/daily/grupo/sku/cliente/vendedor/perdidos, y el branch p_agrupador_id en las 6 insights_*). Total 37 migraciones. Ver detalle en el ChangeLog (doc 03) e INSTRUCTIVO_AGENTE.xml. REGLA CLAVE: un cliente se identifica por NOMBRE, no por no_cliente (cada ERP Sus/Suve numera aparte).</w:t>
       </w:r>
     </w:p>
     <w:p>
@@ -5229,7 +5229,7 @@
         <w:color w:val="808080"/>
         <w:sz w:val="16"/>
       </w:rPr>
-      <w:t>Dashboard Comercial Susazón V4.0 — InCom · Diccionario de Datos · 4.0.0</w:t>
+      <w:t>Dashboard Comercial Susazón V4.1 — InCom · Diccionario de Datos · 4.1.0</w:t>
     </w:r>
   </w:p>
 </w:ftr>

--- a/docs/02_Diccionario_Datos.docx
+++ b/docs/02_Diccionario_Datos.docx
@@ -18,7 +18,7 @@
           <w:color w:val="ED6808"/>
           <w:sz w:val="36"/>
         </w:rPr>
-        <w:t>Dashboard Comercial Susazón V4.1 — InCom</w:t>
+        <w:t>Dashboard Comercial Susazón V4.2 — InCom</w:t>
       </w:r>
     </w:p>
     <w:p>
@@ -63,7 +63,7 @@
           <w:color w:val="808080"/>
           <w:sz w:val="22"/>
         </w:rPr>
-        <w:t>Versión 4.1.0 · 2026-07-05</w:t>
+        <w:t>Versión 4.2.0 · 2026-07-24</w:t>
       </w:r>
     </w:p>
     <w:p>
@@ -90,7 +90,7 @@
         <w:pStyle w:val="Heading2"/>
       </w:pPr>
       <w:r>
-        <w:t>Estado de este documento (V4.1)</w:t>
+        <w:t>Estado de este documento (V4.2)</w:t>
       </w:r>
     </w:p>
     <w:p>
@@ -98,7 +98,7 @@
         <w:rPr>
           <w:sz w:val="22"/>
         </w:rPr>
-        <w:t>El núcleo describe los schemas base. En V4.0-4.1 se agregaron: las funciones de Insights (migr 021-024) + insights_penetracion/_detalle (028); el módulo Agrupadores (migr 029-037): tablas agrupadores, agrupador_members, users_permissions.allowed_agrupadores + agrupadores.meta_mensual, y ~15 funciones agrupador_* (member_arrays gateado SECURITY DEFINER, monthly/daily/grupo/sku/cliente/vendedor/perdidos, y el branch p_agrupador_id en las 6 insights_*). Total 37 migraciones. Ver detalle en el ChangeLog (doc 03) e INSTRUCTIVO_AGENTE.xml. REGLA CLAVE: un cliente se identifica por NOMBRE, no por no_cliente (cada ERP Sus/Suve numera aparte).</w:t>
+        <w:t>El núcleo describe los schemas base. En V4.0-4.2 se agregaron: las funciones de Insights (migr 021-024) + insights_penetracion/_detalle (028) + insights_crecimiento_vendedor/_meta/_totales (038-040, Crecimiento x Vendedor); el módulo Agrupadores (migr 029-037): tablas agrupadores, agrupador_members, users_permissions.allowed_agrupadores + agrupadores.meta_mensual, y ~15 funciones agrupador_* (member_arrays gateado SECURITY DEFINER, monthly/daily/grupo/sku/cliente/vendedor/perdidos, y el branch p_agrupador_id en las 6 insights_*). Total 40 migraciones. Ver detalle en el ChangeLog (doc 03) e INSTRUCTIVO_AGENTE.xml. REGLA CLAVE: un cliente se identifica por NOMBRE, no por no_cliente (cada ERP Sus/Suve numera aparte). El totalizador de Crecimiento x Vendedor usa insights_crecimiento_totales (RPC aparte, no suma de renglones) para que Variedad/Margen %/Ticket Promedio sean el total REAL.</w:t>
       </w:r>
     </w:p>
     <w:p>
@@ -5229,7 +5229,7 @@
         <w:color w:val="808080"/>
         <w:sz w:val="16"/>
       </w:rPr>
-      <w:t>Dashboard Comercial Susazón V4.1 — InCom · Diccionario de Datos · 4.1.0</w:t>
+      <w:t>Dashboard Comercial Susazón V4.2 — InCom · Diccionario de Datos · 4.2.0</w:t>
     </w:r>
   </w:p>
 </w:ftr>

--- a/docs/02_Diccionario_Datos.docx
+++ b/docs/02_Diccionario_Datos.docx
@@ -18,7 +18,7 @@
           <w:color w:val="ED6808"/>
           <w:sz w:val="36"/>
         </w:rPr>
-        <w:t>Dashboard Comercial Susazón V4.2 — InCom</w:t>
+        <w:t>Dashboard Comercial Susazón V4.3 — InCom</w:t>
       </w:r>
     </w:p>
     <w:p>
@@ -63,7 +63,7 @@
           <w:color w:val="808080"/>
           <w:sz w:val="22"/>
         </w:rPr>
-        <w:t>Versión 4.2.0 · 2026-07-24</w:t>
+        <w:t>Versión 4.3.0 · 2026-09-03</w:t>
       </w:r>
     </w:p>
     <w:p>
@@ -90,7 +90,7 @@
         <w:pStyle w:val="Heading2"/>
       </w:pPr>
       <w:r>
-        <w:t>Estado de este documento (V4.2)</w:t>
+        <w:t>Estado de este documento (V4.3)</w:t>
       </w:r>
     </w:p>
     <w:p>
@@ -98,7 +98,7 @@
         <w:rPr>
           <w:sz w:val="22"/>
         </w:rPr>
-        <w:t>El núcleo describe los schemas base. En V4.0-4.2 se agregaron: las funciones de Insights (migr 021-024) + insights_penetracion/_detalle (028) + insights_crecimiento_vendedor/_meta/_totales (038-040, Crecimiento x Vendedor); el módulo Agrupadores (migr 029-037): tablas agrupadores, agrupador_members, users_permissions.allowed_agrupadores + agrupadores.meta_mensual, y ~15 funciones agrupador_* (member_arrays gateado SECURITY DEFINER, monthly/daily/grupo/sku/cliente/vendedor/perdidos, y el branch p_agrupador_id en las 6 insights_*). Total 40 migraciones. Ver detalle en el ChangeLog (doc 03) e INSTRUCTIVO_AGENTE.xml. REGLA CLAVE: un cliente se identifica por NOMBRE, no por no_cliente (cada ERP Sus/Suve numera aparte). El totalizador de Crecimiento x Vendedor usa insights_crecimiento_totales (RPC aparte, no suma de renglones) para que Variedad/Margen %/Ticket Promedio sean el total REAL.</w:t>
+        <w:t>El núcleo describe los schemas base. En V4.0-4.2 se agregaron: las funciones de Insights (migr 021-024) + insights_penetracion/_detalle (028) + insights_crecimiento_vendedor/_meta/_totales (038-040, Crecimiento x Vendedor); el módulo Agrupadores (migr 029-037): tablas agrupadores, agrupador_members, users_permissions.allowed_agrupadores + agrupadores.meta_mensual, y ~15 funciones agrupador_* (member_arrays gateado SECURITY DEFINER, monthly/daily/grupo/sku/cliente/vendedor/perdidos, y el branch p_agrupador_id en las 6 insights_*). En V4.3 (migr 041-045, todas SECURITY INVOKER con scoping territorio + rama de agrupador): insights_cliente_sku_mensual(p_year, p_anchor_dim 'sku'|'cliente', p_anchor_value, p_territorios) → (name, mes, venta, kg, margen, territorios[]) — cruce cliente × SKU × mes para el expand mensual (044 agregó territorios[] vía DROP+CREATE); insights_concentracion_cruzada(p_from, p_to, p_dimension, p_territorios, p_agrupador_id, p_clientes, p_skus, p_grupos, p_familias) → Pareto acotado por filtros cruzados + dimensión 'familias' (nombre nuevo; NO modifica insights_concentracion ni sus 2 overloads); dim_universe_year(p_dimension 'productos'|'clientes', p_year, p_territorios, p_agrupador_id) → nombres distintos con venta en cualquier mes del año (universo del buscador; consulta sales_rows directo para evitar el tope de 1000 filas); dim_mensual_multianio(p_dimension 'cliente'|'sku', p_names[], p_territorios, p_agrupador_id) → (name, anio, mes, venta, kg) para la matriz Meses Hist. Endpoints nuevos: /api/dashboard/cliente-sku-mensual, /dim-universe, /dim-mensual-multianio; /api/dashboard/cliente-desglose reescrito a 'por SKU, 3 años al-día' ({rows} con v/k/m 24/25/26 + _alDia, espejo de clientes-por-producto); /api/insights/concentracion acepta fcliente/fsku/fgrupo/ffamilia. Total 45 migraciones; datos Ene 2024 – Sep 2026 (~384K filas; 2024 y 2025 completos, 2026 Ene–Sep). Ver detalle en el ChangeLog (doc 03) e INSTRUCTIVO_AGENTE.xml. REGLA CLAVE: un cliente se identifica por NOMBRE, no por no_cliente (cada ERP Sus/Suve numera aparte). El totalizador de Crecimiento x Vendedor usa insights_crecimiento_totales (RPC aparte, no suma de renglones) para que Variedad/Margen %/Ticket Promedio sean el total REAL.</w:t>
       </w:r>
     </w:p>
     <w:p>
@@ -5229,7 +5229,7 @@
         <w:color w:val="808080"/>
         <w:sz w:val="16"/>
       </w:rPr>
-      <w:t>Dashboard Comercial Susazón V4.2 — InCom · Diccionario de Datos · 4.2.0</w:t>
+      <w:t>Dashboard Comercial Susazón V4.3 — InCom · Diccionario de Datos · 4.3.0</w:t>
     </w:r>
   </w:p>
 </w:ftr>
